--- a/business-documents/policies/current/docx/ADHD_Coaching_Policy_V1.4.docx
+++ b/business-documents/policies/current/docx/ADHD_Coaching_Policy_V1.4.docx
@@ -109,7 +109,7 @@
         <w:t xml:space="preserve">Status: </w:t>
       </w:r>
       <w:r>
-        <w:t xml:space="preserve">Prepared for owner review. Publication pending.</w:t>
+        <w:t>Approved and current. Owner sign-off: 26 September 2026.</w:t>
       </w:r>
     </w:p>
     <w:p>
